--- a/daily-reports/2026-10-15/report.docx
+++ b/daily-reports/2026-10-15/report.docx
@@ -28,20 +28,20 @@
         <w:pStyle w:val="Heading2"/>
       </w:pPr>
       <w:r>
-        <w:t>1. storytold/craft-launcher  ⭐ 2,702</w:t>
+        <w:t>1. storytold/craft-launcher  ⭐ 2,708</w:t>
       </w:r>
     </w:p>
     <w:p>
       <w:r>
-        <w:t>语言：Rust ｜ Stars：2,702 ｜ Forks：899</w:t>
+        <w:t>语言：Rust ｜ Stars：2,708 ｜ Forks：903</w:t>
         <w:br/>
       </w:r>
       <w:r>
-        <w:t>这是什么：这是一个用 Rust 语言编写的 Minecraft 启动器，可以帮助你启动和管理 Minecraft 游戏。它提供了简洁的界面，让你轻松选择游戏版本、安装模组等。</w:t>
+        <w:t>这是什么：这是一个用 Rust 语言编写的 Minecraft 游戏启动器，可以帮助玩家快速启动和管理 Minecraft 游戏。它的核心功能是简化游戏启动过程，让玩家不用手动配置就能玩。</w:t>
         <w:br/>
       </w:r>
       <w:r>
-        <w:t>能用来做什么：你可以用它来启动 Minecraft 游戏，管理不同的游戏版本和模组，适合喜欢玩 Minecraft 的玩家。</w:t>
+        <w:t>能用来做什么：你可以用它来一键启动 Minecraft，管理不同版本的游戏，或者安装模组。适合经常玩 Minecraft 的玩家。</w:t>
         <w:br/>
       </w:r>
       <w:r>
@@ -49,7 +49,7 @@
         <w:br/>
       </w:r>
       <w:r>
-        <w:t>对新手有什么帮助：如果你玩 Minecraft，这个启动器可以让你更方便地管理游戏版本和模组，无需手动配置。</w:t>
+        <w:t>对新手有什么帮助：如果你刚接触 Minecraft，这个启动器能帮你省去复杂的配置步骤，直接开始游戏。</w:t>
         <w:br/>
       </w:r>
       <w:r>
@@ -61,28 +61,28 @@
         <w:pStyle w:val="Heading2"/>
       </w:pPr>
       <w:r>
-        <w:t>2. jhaizhou-ops/d2r-mobile  ⭐ 2,404</w:t>
+        <w:t>2. jhaizhou-ops/d2r-mobile  ⭐ 2,436</w:t>
       </w:r>
     </w:p>
     <w:p>
       <w:r>
-        <w:t>语言：C ｜ Stars：2,404 ｜ Forks：761</w:t>
+        <w:t>语言：C ｜ Stars：2,436 ｜ Forks：769</w:t>
         <w:br/>
       </w:r>
       <w:r>
-        <w:t>这是什么：这是一个开源项目，让你在 iPhone、iPad 或 Mac 上玩《暗黑破坏神 II：狱火重生》游戏。它通过兼容层实现，需要你自己提供游戏文件。</w:t>
+        <w:t>这是什么：这是一个开源项目，让《暗黑破坏神 II：狱火重生》能在 iPhone、iPad 和 Mac 上运行。它通过兼容层技术，让你用自己的 Switch 游戏文件在苹果设备上玩，支持触摸控制和 60 帧。</w:t>
         <w:br/>
       </w:r>
       <w:r>
-        <w:t>能用来做什么：你可以在苹果设备上体验《暗黑破坏神 II：狱火重生》，支持触摸控制和 60 帧流畅画面，还有新的终局模式。</w:t>
+        <w:t>能用来做什么：你可以用它来在苹果手机或电脑上玩暗黑破坏神 II，享受便携或大屏体验。需要自备游戏文件。</w:t>
         <w:br/>
       </w:r>
       <w:r>
-        <w:t>适用领域：手机游戏、苹果设备、游戏兼容层</w:t>
+        <w:t>适用领域：游戏兼容层、iOS/macOS 游戏、暗黑破坏神 II 玩家</w:t>
         <w:br/>
       </w:r>
       <w:r>
-        <w:t>对新手有什么帮助：如果你有 Switch 版的游戏，想在大屏或手机上玩，这个项目可以帮你实现，无需越狱或开发者账号。</w:t>
+        <w:t>对新手有什么帮助：如果你有 Switch 版暗黑 II 并想在苹果设备上玩，这个项目可以帮你实现，无需额外购买。</w:t>
         <w:br/>
       </w:r>
       <w:r>
@@ -94,20 +94,20 @@
         <w:pStyle w:val="Heading2"/>
       </w:pPr>
       <w:r>
-        <w:t>3. liseami/CCBaga  ⭐ 2,283</w:t>
+        <w:t>3. liseami/CCBaga  ⭐ 2,284</w:t>
       </w:r>
     </w:p>
     <w:p>
       <w:r>
-        <w:t>语言：Rust ｜ Stars：2,283 ｜ Forks：225</w:t>
+        <w:t>语言：Rust ｜ Stars：2,284 ｜ Forks：226</w:t>
         <w:br/>
       </w:r>
       <w:r>
-        <w:t>这是什么：这是一个用 Rust 编写的项目，但描述为空，具体功能未知。可能是一个工具或库，需要进一步查看代码或文档。</w:t>
+        <w:t>这是什么：这是一个用 Rust 编写的项目，但描述为空，具体功能未知。可能是一个工具或库。</w:t>
         <w:br/>
       </w:r>
       <w:r>
-        <w:t>能用来做什么：由于描述缺失，暂时无法确定具体用途，建议查看项目仓库了解详情。</w:t>
+        <w:t>能用来做什么：由于描述缺失，无法确定具体用途。建议查看项目仓库了解详情。</w:t>
         <w:br/>
       </w:r>
       <w:r>
@@ -115,7 +115,7 @@
         <w:br/>
       </w:r>
       <w:r>
-        <w:t>对新手有什么帮助：对于新手来说，如果项目文档齐全，可以学习 Rust 编程；否则可能不太适合直接使用。</w:t>
+        <w:t>对新手有什么帮助：目前信息不足，无法提供帮助。</w:t>
         <w:br/>
       </w:r>
       <w:r>
@@ -127,28 +127,28 @@
         <w:pStyle w:val="Heading2"/>
       </w:pPr>
       <w:r>
-        <w:t>4. onehumanbeing/esp32-iphone-agent  ⭐ 2,160</w:t>
+        <w:t>4. onehumanbeing/esp32-iphone-agent  ⭐ 2,171</w:t>
       </w:r>
     </w:p>
     <w:p>
       <w:r>
-        <w:t>语言：C ｜ Stars：2,160 ｜ Forks：290</w:t>
+        <w:t>语言：C ｜ Stars：2,171 ｜ Forks：291</w:t>
         <w:br/>
       </w:r>
       <w:r>
-        <w:t>这是什么：这个项目让 AI 模型通过一个便宜的 ESP32 芯片控制真实的 iPhone。它使用 AirPlay 作为眼睛，USB HID 作为手，支持任何 OpenAI 兼容的视觉模型。</w:t>
+        <w:t>这是什么：这个项目让 AI 模型通过一个便宜的 ESP32 芯片控制真实 iPhone。它用 AirPlay 作为眼睛，USB HID 作为手，支持任何 OpenAI 兼容的视觉模型，无需 Mac、开发者账号或越狱。</w:t>
         <w:br/>
       </w:r>
       <w:r>
-        <w:t>能用来做什么：你可以用它来让 AI 自动操作 iPhone，比如点击、滑动等，适合做自动化测试或 AI 研究。</w:t>
+        <w:t>能用来做什么：你可以用它来让 AI 自动操作 iPhone，比如点击、滑动，适合自动化测试或演示。</w:t>
         <w:br/>
       </w:r>
       <w:r>
-        <w:t>适用领域：AI 自动化、物联网、手机控制</w:t>
+        <w:t>适用领域：AI 自动化、iPhone 控制、物联网</w:t>
         <w:br/>
       </w:r>
       <w:r>
-        <w:t>对新手有什么帮助：如果你对 AI 和硬件结合感兴趣，这个项目可以让你低成本体验 AI 控制手机，无需 Mac 或越狱。</w:t>
+        <w:t>对新手有什么帮助：如果你对 AI 控制硬件感兴趣，这个项目提供了低成本方案，适合学习 AI 与物理设备交互。</w:t>
         <w:br/>
       </w:r>
       <w:r>
@@ -160,28 +160,28 @@
         <w:pStyle w:val="Heading2"/>
       </w:pPr>
       <w:r>
-        <w:t>5. Arekejoker/qwen21-nsfw-pose-skill  ⭐ 1,417</w:t>
+        <w:t>5. Arekejoker/qwen21-nsfw-pose-skill  ⭐ 1,442</w:t>
       </w:r>
     </w:p>
     <w:p>
       <w:r>
-        <w:t>语言：Python ｜ Stars：1,417 ｜ Forks：309</w:t>
+        <w:t>语言：Python ｜ Stars：1,442 ｜ Forks：313</w:t>
         <w:br/>
       </w:r>
       <w:r>
-        <w:t>这是什么：这是一个基于 Qwen-Image 2.1 的 AI 绘画技能，专注于生成 NSFW（成人内容）和特定姿势的图片。它提供了作者级的提示词配方和 LoRA 模型，以及 136 种姿势控制。</w:t>
+        <w:t>这是什么：这是一个基于 Qwen-Image 2.1 的 AI 绘画技能，专门生成 NSFW 和特定姿势的图片。它包含作者级提示词配方、NSFW LoRA 和 136 种姿势控制，适用于 Claude Code、Codex、Cursor 等工具。</w:t>
         <w:br/>
       </w:r>
       <w:r>
-        <w:t>能用来做什么：你可以用它来生成特定姿势的成人向图片，适用于 Claude Code、Codex、Cursor 等 AI 编程助手。</w:t>
+        <w:t>能用来做什么：你可以用它来生成特定姿势或 NSFW 风格的 AI 图片，适合艺术创作或研究。</w:t>
         <w:br/>
       </w:r>
       <w:r>
-        <w:t>适用领域：AI 绘画、成人内容生成、姿势控制</w:t>
+        <w:t>适用领域：AI 绘画、NSFW 内容生成、姿势控制</w:t>
         <w:br/>
       </w:r>
       <w:r>
-        <w:t>对新手有什么帮助：如果你对 AI 绘画感兴趣，尤其是成人内容，这个项目提供了详细的提示词和模型，但请注意内容限制。</w:t>
+        <w:t>对新手有什么帮助：如果你对 AI 生成特定姿势图片感兴趣，这个项目提供了现成的配方和工具，但请注意内容限制。</w:t>
         <w:br/>
       </w:r>
       <w:r>
@@ -212,7 +212,7 @@
         <w:t>Banks are now trying to offload the AI data center debt they just underwrote</w:t>
       </w:r>
       <w:r>
-        <w:t>（👍 354）</w:t>
+        <w:t>（👍 356）</w:t>
       </w:r>
       <w:r>
         <w:br/>
@@ -220,7 +220,7 @@
       </w:r>
       <w:r>
         <w:br/>
-        <w:t>摘要：银行正试图转嫁他们刚刚承销的AI数据中心债务，反映出AI基础设施投资可能过热，金融机构开始寻求风险转移。</w:t>
+        <w:t>摘要：银行正试图转嫁他们刚刚承销的AI数据中心债务，反映出对AI基础设施投资过热和潜在金融风险的担忧。</w:t>
       </w:r>
     </w:p>
     <w:p>
@@ -239,7 +239,7 @@
       </w:r>
       <w:r>
         <w:br/>
-        <w:t>摘要：星链限制影响了乌克兰的无人机操作，凸显了卫星互联网在军事冲突中的关键作用及潜在的地缘政治风险。</w:t>
+        <w:t>摘要：星链服务限制影响了乌克兰无人机的作战能力，凸显了依赖商业卫星网络在军事冲突中的脆弱性。</w:t>
       </w:r>
     </w:p>
     <w:p>
@@ -263,7 +263,7 @@
       </w:r>
       <w:r>
         <w:br/>
-        <w:t>摘要：该研究利用扩散模型对人类机器人策略的神经网络权重进行建模与理解，有助于提升人形机器人控制的透明度和性能。</w:t>
+        <w:t>摘要：该论文利用扩散模型对人类机器人策略的神经网络权重进行建模和理解，为机器人控制策略的可解释性和生成提供了新思路。</w:t>
       </w:r>
     </w:p>
     <w:p>
@@ -287,7 +287,7 @@
       </w:r>
       <w:r>
         <w:br/>
-        <w:t>摘要：文章盘点了2026年全球开发者先锋大会暨国际具身智能技能大赛的十大亮点，展示了具身智能领域的最新进展和未来趋势。</w:t>
+        <w:t>摘要：文章盘点了2026全球开发者先锋大会暨国际具身智能技能大赛的十大亮点，展示了具身智能领域的最新进展和未来趋势。</w:t>
       </w:r>
     </w:p>
     <w:p>
@@ -311,7 +311,7 @@
       </w:r>
       <w:r>
         <w:br/>
-        <w:t>摘要：报道揭示了硅谷三大巨头正在集体冲刺递归自我改进（RSI）技术，这可能加速AI的自主进化，引发对AI安全的新担忧。</w:t>
+        <w:t>摘要：报道揭示了硅谷三大巨头正在集体冲刺递归自我改进（RSI）技术，这可能带来AI能力的指数级提升，引发对AI安全和控制问题的关注。</w:t>
       </w:r>
     </w:p>
     <w:sectPr>
